--- a/docs/docsAula/Fase3_Arquitetura.docx
+++ b/docs/docsAula/Fase3_Arquitetura.docx
@@ -889,6 +889,17 @@
       </w:tr>
     </w:tbl>
     <w:p/>
+    <w:p>
+      <w:pPr>
+        <w:spacing w:after="160"/>
+      </w:pPr>
+      <w:r>
+        <w:rPr>
+          <w:rFonts w:ascii="Arial" w:hAnsi="Arial"/>
+        </w:rPr>
+        <w:t>Conforme o Roteiro de Execução do Projeto, as cinco etapas desta fase são tratadas na Aula 7 e o marco correspondente é a Entrega E2 — Documento de arquitetura, prevista para a Aula 9, que é também o prazo registrado para esse produto na seção 4 do Termo de Referência. As etapas são concluídas na Aula 7; a entrega formal do documento ocorre na Aula 9.</w:t>
+      </w:r>
+    </w:p>
     <w:p>
       <w:pPr>
         <w:pStyle w:val="HeadingTeal"/>
@@ -1945,7 +1956,7 @@
                 <w:b w:val="0"/>
                 <w:sz w:val="17"/>
               </w:rPr>
-              <w:t>Introduziria dependência externa e uma camada de mapeamento maior que o próprio domínio, que tem três entidades. O projeto não usa framework, por decisão registrada no Termo de Referência.</w:t>
+              <w:t>Introduziria dependência externa e uma camada de mapeamento maior que o próprio domínio, que tem três entidades. A stack do projeto é PHP sem framework e Python sem pacotes externos, conforme registrado no README e na seção 4 do padrão de codificação.</w:t>
             </w:r>
           </w:p>
         </w:tc>
@@ -5090,6 +5101,104 @@
                 <w:b/>
                 <w:sz w:val="17"/>
               </w:rPr>
+              <w:t>RunAnalysis (motor inacessível)</w:t>
+            </w:r>
+          </w:p>
+        </w:tc>
+        <w:tc>
+          <w:tcPr>
+            <w:tcW w:type="dxa" w:w="7400"/>
+            <w:tcMar>
+              <w:top w:w="80" w:type="dxa"/>
+              <w:start w:w="80" w:type="dxa"/>
+              <w:bottom w:w="80" w:type="dxa"/>
+              <w:end w:w="80" w:type="dxa"/>
+            </w:tcMar>
+            <w:vAlign w:val="center"/>
+            <w:shd w:fill="F2F5F4"/>
+          </w:tcPr>
+          <w:p>
+            <w:r/>
+            <w:r>
+              <w:rPr>
+                <w:rFonts w:ascii="Arial" w:hAnsi="Arial"/>
+                <w:b w:val="0"/>
+                <w:sz w:val="17"/>
+              </w:rPr>
+              <w:t>Falha do gateway fecha a análise com o motivo em vez de deixá-la presa em execução; defeito inesperado também fecha o registro e continua propagando</w:t>
+            </w:r>
+          </w:p>
+        </w:tc>
+      </w:tr>
+      <w:tr>
+        <w:tc>
+          <w:tcPr>
+            <w:tcW w:type="dxa" w:w="2800"/>
+            <w:tcMar>
+              <w:top w:w="80" w:type="dxa"/>
+              <w:start w:w="80" w:type="dxa"/>
+              <w:bottom w:w="80" w:type="dxa"/>
+              <w:end w:w="80" w:type="dxa"/>
+            </w:tcMar>
+            <w:vAlign w:val="center"/>
+          </w:tcPr>
+          <w:p>
+            <w:r/>
+            <w:r>
+              <w:rPr>
+                <w:rFonts w:ascii="Arial" w:hAnsi="Arial"/>
+                <w:b/>
+                <w:sz w:val="17"/>
+              </w:rPr>
+              <w:t>Padrão de codificação</w:t>
+            </w:r>
+          </w:p>
+        </w:tc>
+        <w:tc>
+          <w:tcPr>
+            <w:tcW w:type="dxa" w:w="7400"/>
+            <w:tcMar>
+              <w:top w:w="80" w:type="dxa"/>
+              <w:start w:w="80" w:type="dxa"/>
+              <w:bottom w:w="80" w:type="dxa"/>
+              <w:end w:w="80" w:type="dxa"/>
+            </w:tcMar>
+            <w:vAlign w:val="center"/>
+          </w:tcPr>
+          <w:p>
+            <w:r/>
+            <w:r>
+              <w:rPr>
+                <w:rFonts w:ascii="Arial" w:hAnsi="Arial"/>
+                <w:b w:val="0"/>
+                <w:sz w:val="17"/>
+              </w:rPr>
+              <w:t>As regras que o padrão marca como verificadas: strict_types, um tipo por arquivo, classes final, tipo de retorno declarado, SQL apenas em Persistence e contratos declarados como interface</w:t>
+            </w:r>
+          </w:p>
+        </w:tc>
+      </w:tr>
+      <w:tr>
+        <w:tc>
+          <w:tcPr>
+            <w:tcW w:type="dxa" w:w="2800"/>
+            <w:tcMar>
+              <w:top w:w="80" w:type="dxa"/>
+              <w:start w:w="80" w:type="dxa"/>
+              <w:bottom w:w="80" w:type="dxa"/>
+              <w:end w:w="80" w:type="dxa"/>
+            </w:tcMar>
+            <w:vAlign w:val="center"/>
+            <w:shd w:fill="F2F5F4"/>
+          </w:tcPr>
+          <w:p>
+            <w:r/>
+            <w:r>
+              <w:rPr>
+                <w:rFonts w:ascii="Arial" w:hAnsi="Arial"/>
+                <w:b/>
+                <w:sz w:val="17"/>
+              </w:rPr>
               <w:t>CA-05 / NFR-01</w:t>
             </w:r>
           </w:p>
@@ -5152,7 +5261,7 @@
                 <w:b w:val="0"/>
                 <w:sz w:val="18"/>
               </w:rPr>
-              <w:t>Situação das suítes na data deste documento: 101 testes Python (python -m unittest discover -s tests) e 104 verificações PHP (php tests/php_test.php), todos passando. A suíte PHP cobre domínio, casos de uso e apresentação; os adaptadores PDO não são exercitados por ela, pois dependem de uma instância MariaDB, e são cobertos por verificação de sintaxe e pela execução manual descrita no manual de instalação.</w:t>
+              <w:t>Situação das suítes na data deste documento: 106 testes Python (python -m unittest discover -s tests) e 115 verificações PHP (php tests/php_test.php), todos passando. A suíte PHP cobre domínio, casos de uso e apresentação; os adaptadores PDO não são exercitados por ela, pois dependem de uma instância MariaDB, e são cobertos por verificação de sintaxe e pela execução manual descrita no manual de instalação.</w:t>
             </w:r>
           </w:p>
         </w:tc>
@@ -5689,7 +5798,7 @@
                 <w:b w:val="0"/>
                 <w:sz w:val="17"/>
               </w:rPr>
-              <w:t>Referência às medições</w:t>
+              <w:t>Decisões medidas</w:t>
             </w:r>
           </w:p>
         </w:tc>
@@ -5713,7 +5822,7 @@
                 <w:b w:val="0"/>
                 <w:sz w:val="17"/>
               </w:rPr>
-              <w:t>Ligação para docs/ALGORITHM_MEASUREMENTS.md, onde cada decisão de estrutura tem a medição que a sustenta</w:t>
+              <w:t>As quatro escolhas estruturais decididas por medição, a alternativa recusada em cada uma e a ligação para docs/ALGORITHM_MEASUREMENTS.md, onde estão o método e os resultados completos</w:t>
             </w:r>
           </w:p>
         </w:tc>
@@ -5737,7 +5846,7 @@
         <w:rPr>
           <w:rFonts w:ascii="Arial" w:hAnsi="Arial"/>
         </w:rPr>
-        <w:t>Os requisitos abaixo são os de prioridade alta da Especificação de Requisitos (docs/REQUIREMENTS.md). Para cada um constam o componente da arquitetura que o realiza e o critério de aceitação do Termo de Referência que o verifica.</w:t>
+        <w:t>A matriz completa, com a prioridade de cada requisito, a pergunta da entrevista que o originou, o item do escopo incluído do Termo de Referência a que pertence e o critério de aceitação que o verifica, está em docs/REQUIREMENTS.md. A tabela abaixo reproduz as quatorze linhas de prioridade alta, acrescidas do componente da arquitetura que realiza cada uma. A coluna Origem aponta para o item do escopo incluído do Termo de Referência de que o requisito decorre — é esse vínculo que atende ao CA-08 e à regra de rastreabilidade verificada antes da Entrega E1.</w:t>
       </w:r>
     </w:p>
     <w:tbl>
@@ -5748,10 +5857,11 @@
         <w:tblLook w:firstColumn="1" w:firstRow="1" w:lastColumn="0" w:lastRow="0" w:noHBand="0" w:noVBand="1" w:val="04A0"/>
       </w:tblPr>
       <w:tblGrid>
-        <w:gridCol w:w="2556"/>
-        <w:gridCol w:w="2556"/>
-        <w:gridCol w:w="2556"/>
-        <w:gridCol w:w="2556"/>
+        <w:gridCol w:w="2045"/>
+        <w:gridCol w:w="2045"/>
+        <w:gridCol w:w="2045"/>
+        <w:gridCol w:w="2045"/>
+        <w:gridCol w:w="2045"/>
       </w:tblGrid>
       <w:tr>
         <w:trPr>
@@ -5784,7 +5894,7 @@
         </w:tc>
         <w:tc>
           <w:tcPr>
-            <w:tcW w:type="dxa" w:w="3000"/>
+            <w:tcW w:type="dxa" w:w="2600"/>
             <w:tcMar>
               <w:top w:w="80" w:type="dxa"/>
               <w:start w:w="80" w:type="dxa"/>
@@ -5809,7 +5919,32 @@
         </w:tc>
         <w:tc>
           <w:tcPr>
-            <w:tcW w:type="dxa" w:w="5400"/>
+            <w:tcW w:type="dxa" w:w="1000"/>
+            <w:tcMar>
+              <w:top w:w="80" w:type="dxa"/>
+              <w:start w:w="80" w:type="dxa"/>
+              <w:bottom w:w="80" w:type="dxa"/>
+              <w:end w:w="80" w:type="dxa"/>
+            </w:tcMar>
+            <w:vAlign w:val="center"/>
+            <w:shd w:fill="0AA69A"/>
+          </w:tcPr>
+          <w:p>
+            <w:r/>
+            <w:r>
+              <w:rPr>
+                <w:rFonts w:ascii="Arial" w:hAnsi="Arial"/>
+                <w:b/>
+                <w:sz w:val="17"/>
+                <w:color w:val="FFFFFF"/>
+              </w:rPr>
+              <w:t>Origem (TR 3.2)</w:t>
+            </w:r>
+          </w:p>
+        </w:tc>
+        <w:tc>
+          <w:tcPr>
+            <w:tcW w:type="dxa" w:w="4800"/>
             <w:tcMar>
               <w:top w:w="80" w:type="dxa"/>
               <w:start w:w="80" w:type="dxa"/>
@@ -5884,7 +6019,7 @@
         </w:tc>
         <w:tc>
           <w:tcPr>
-            <w:tcW w:type="dxa" w:w="3000"/>
+            <w:tcW w:type="dxa" w:w="2600"/>
             <w:tcMar>
               <w:top w:w="80" w:type="dxa"/>
               <w:start w:w="80" w:type="dxa"/>
@@ -5907,7 +6042,30 @@
         </w:tc>
         <w:tc>
           <w:tcPr>
-            <w:tcW w:type="dxa" w:w="5400"/>
+            <w:tcW w:type="dxa" w:w="1000"/>
+            <w:tcMar>
+              <w:top w:w="80" w:type="dxa"/>
+              <w:start w:w="80" w:type="dxa"/>
+              <w:bottom w:w="80" w:type="dxa"/>
+              <w:end w:w="80" w:type="dxa"/>
+            </w:tcMar>
+            <w:vAlign w:val="center"/>
+          </w:tcPr>
+          <w:p>
+            <w:r/>
+            <w:r>
+              <w:rPr>
+                <w:rFonts w:ascii="Arial" w:hAnsi="Arial"/>
+                <w:b w:val="0"/>
+                <w:sz w:val="17"/>
+              </w:rPr>
+              <w:t>1</w:t>
+            </w:r>
+          </w:p>
+        </w:tc>
+        <w:tc>
+          <w:tcPr>
+            <w:tcW w:type="dxa" w:w="4800"/>
             <w:tcMar>
               <w:top w:w="80" w:type="dxa"/>
               <w:start w:w="80" w:type="dxa"/>
@@ -5979,7 +6137,7 @@
         </w:tc>
         <w:tc>
           <w:tcPr>
-            <w:tcW w:type="dxa" w:w="3000"/>
+            <w:tcW w:type="dxa" w:w="2600"/>
             <w:tcMar>
               <w:top w:w="80" w:type="dxa"/>
               <w:start w:w="80" w:type="dxa"/>
@@ -6003,7 +6161,31 @@
         </w:tc>
         <w:tc>
           <w:tcPr>
-            <w:tcW w:type="dxa" w:w="5400"/>
+            <w:tcW w:type="dxa" w:w="1000"/>
+            <w:tcMar>
+              <w:top w:w="80" w:type="dxa"/>
+              <w:start w:w="80" w:type="dxa"/>
+              <w:bottom w:w="80" w:type="dxa"/>
+              <w:end w:w="80" w:type="dxa"/>
+            </w:tcMar>
+            <w:vAlign w:val="center"/>
+            <w:shd w:fill="F2F5F4"/>
+          </w:tcPr>
+          <w:p>
+            <w:r/>
+            <w:r>
+              <w:rPr>
+                <w:rFonts w:ascii="Arial" w:hAnsi="Arial"/>
+                <w:b w:val="0"/>
+                <w:sz w:val="17"/>
+              </w:rPr>
+              <w:t>2</w:t>
+            </w:r>
+          </w:p>
+        </w:tc>
+        <w:tc>
+          <w:tcPr>
+            <w:tcW w:type="dxa" w:w="4800"/>
             <w:tcMar>
               <w:top w:w="80" w:type="dxa"/>
               <w:start w:w="80" w:type="dxa"/>
@@ -6076,7 +6258,7 @@
         </w:tc>
         <w:tc>
           <w:tcPr>
-            <w:tcW w:type="dxa" w:w="3000"/>
+            <w:tcW w:type="dxa" w:w="2600"/>
             <w:tcMar>
               <w:top w:w="80" w:type="dxa"/>
               <w:start w:w="80" w:type="dxa"/>
@@ -6099,7 +6281,30 @@
         </w:tc>
         <w:tc>
           <w:tcPr>
-            <w:tcW w:type="dxa" w:w="5400"/>
+            <w:tcW w:type="dxa" w:w="1000"/>
+            <w:tcMar>
+              <w:top w:w="80" w:type="dxa"/>
+              <w:start w:w="80" w:type="dxa"/>
+              <w:bottom w:w="80" w:type="dxa"/>
+              <w:end w:w="80" w:type="dxa"/>
+            </w:tcMar>
+            <w:vAlign w:val="center"/>
+          </w:tcPr>
+          <w:p>
+            <w:r/>
+            <w:r>
+              <w:rPr>
+                <w:rFonts w:ascii="Arial" w:hAnsi="Arial"/>
+                <w:b w:val="0"/>
+                <w:sz w:val="17"/>
+              </w:rPr>
+              <w:t>3</w:t>
+            </w:r>
+          </w:p>
+        </w:tc>
+        <w:tc>
+          <w:tcPr>
+            <w:tcW w:type="dxa" w:w="4800"/>
             <w:tcMar>
               <w:top w:w="80" w:type="dxa"/>
               <w:start w:w="80" w:type="dxa"/>
@@ -6165,13 +6370,13 @@
                 <w:b/>
                 <w:sz w:val="17"/>
               </w:rPr>
-              <w:t>FR-04</w:t>
+              <w:t>FR-05</w:t>
             </w:r>
           </w:p>
         </w:tc>
         <w:tc>
           <w:tcPr>
-            <w:tcW w:type="dxa" w:w="3000"/>
+            <w:tcW w:type="dxa" w:w="2600"/>
             <w:tcMar>
               <w:top w:w="80" w:type="dxa"/>
               <w:start w:w="80" w:type="dxa"/>
@@ -6189,31 +6394,7 @@
                 <w:b w:val="0"/>
                 <w:sz w:val="17"/>
               </w:rPr>
-              <w:t>Calcular pontuação de 0 a 100 a partir dos achados ponderados</w:t>
-            </w:r>
-          </w:p>
-        </w:tc>
-        <w:tc>
-          <w:tcPr>
-            <w:tcW w:type="dxa" w:w="5400"/>
-            <w:tcMar>
-              <w:top w:w="80" w:type="dxa"/>
-              <w:start w:w="80" w:type="dxa"/>
-              <w:bottom w:w="80" w:type="dxa"/>
-              <w:end w:w="80" w:type="dxa"/>
-            </w:tcMar>
-            <w:vAlign w:val="center"/>
-            <w:shd w:fill="F2F5F4"/>
-          </w:tcPr>
-          <w:p>
-            <w:r/>
-            <w:r>
-              <w:rPr>
-                <w:rFonts w:ascii="Arial" w:hAnsi="Arial"/>
-                <w:b w:val="0"/>
-                <w:sz w:val="17"/>
-              </w:rPr>
-              <w:t>Domain\Model\SecurityScore e Domain\Model\Severity::weight()</w:t>
+              <w:t>Explicar impacto e correção de cada achado, com exemplo vulnerável → corrigido</w:t>
             </w:r>
           </w:p>
         </w:tc>
@@ -6237,7 +6418,55 @@
                 <w:b w:val="0"/>
                 <w:sz w:val="17"/>
               </w:rPr>
-              <w:t>CA-03</w:t>
+              <w:t>5</w:t>
+            </w:r>
+          </w:p>
+        </w:tc>
+        <w:tc>
+          <w:tcPr>
+            <w:tcW w:type="dxa" w:w="4800"/>
+            <w:tcMar>
+              <w:top w:w="80" w:type="dxa"/>
+              <w:start w:w="80" w:type="dxa"/>
+              <w:bottom w:w="80" w:type="dxa"/>
+              <w:end w:w="80" w:type="dxa"/>
+            </w:tcMar>
+            <w:vAlign w:val="center"/>
+            <w:shd w:fill="F2F5F4"/>
+          </w:tcPr>
+          <w:p>
+            <w:r/>
+            <w:r>
+              <w:rPr>
+                <w:rFonts w:ascii="Arial" w:hAnsi="Arial"/>
+                <w:b w:val="0"/>
+                <w:sz w:val="17"/>
+              </w:rPr>
+              <w:t>Domain\Model\RemediationExample; Presentation\FindingPresenter; scanner/plugins/remediation_examples.py</w:t>
+            </w:r>
+          </w:p>
+        </w:tc>
+        <w:tc>
+          <w:tcPr>
+            <w:tcW w:type="dxa" w:w="1000"/>
+            <w:tcMar>
+              <w:top w:w="80" w:type="dxa"/>
+              <w:start w:w="80" w:type="dxa"/>
+              <w:bottom w:w="80" w:type="dxa"/>
+              <w:end w:w="80" w:type="dxa"/>
+            </w:tcMar>
+            <w:vAlign w:val="center"/>
+            <w:shd w:fill="F2F5F4"/>
+          </w:tcPr>
+          <w:p>
+            <w:r/>
+            <w:r>
+              <w:rPr>
+                <w:rFonts w:ascii="Arial" w:hAnsi="Arial"/>
+                <w:b w:val="0"/>
+                <w:sz w:val="17"/>
+              </w:rPr>
+              <w:t>CA-02</w:t>
             </w:r>
           </w:p>
         </w:tc>
@@ -6262,13 +6491,13 @@
                 <w:b/>
                 <w:sz w:val="17"/>
               </w:rPr>
-              <w:t>FR-05</w:t>
+              <w:t>FR-06</w:t>
             </w:r>
           </w:p>
         </w:tc>
         <w:tc>
           <w:tcPr>
-            <w:tcW w:type="dxa" w:w="3000"/>
+            <w:tcW w:type="dxa" w:w="2600"/>
             <w:tcMar>
               <w:top w:w="80" w:type="dxa"/>
               <w:start w:w="80" w:type="dxa"/>
@@ -6285,13 +6514,13 @@
                 <w:b w:val="0"/>
                 <w:sz w:val="17"/>
               </w:rPr>
-              <w:t>Explicar impacto e correção de cada achado, com exemplo vulnerável → corrigido</w:t>
+              <w:t>Exibir o histórico de análises por aplicação</w:t>
             </w:r>
           </w:p>
         </w:tc>
         <w:tc>
           <w:tcPr>
-            <w:tcW w:type="dxa" w:w="5400"/>
+            <w:tcW w:type="dxa" w:w="1000"/>
             <w:tcMar>
               <w:top w:w="80" w:type="dxa"/>
               <w:start w:w="80" w:type="dxa"/>
@@ -6308,7 +6537,269 @@
                 <w:b w:val="0"/>
                 <w:sz w:val="17"/>
               </w:rPr>
-              <w:t>Domain\Model\RemediationExample; Presentation\FindingPresenter; scanner/plugins/remediation_examples.py</w:t>
+              <w:t>6</w:t>
+            </w:r>
+          </w:p>
+        </w:tc>
+        <w:tc>
+          <w:tcPr>
+            <w:tcW w:type="dxa" w:w="4800"/>
+            <w:tcMar>
+              <w:top w:w="80" w:type="dxa"/>
+              <w:start w:w="80" w:type="dxa"/>
+              <w:bottom w:w="80" w:type="dxa"/>
+              <w:end w:w="80" w:type="dxa"/>
+            </w:tcMar>
+            <w:vAlign w:val="center"/>
+          </w:tcPr>
+          <w:p>
+            <w:r/>
+            <w:r>
+              <w:rPr>
+                <w:rFonts w:ascii="Arial" w:hAnsi="Arial"/>
+                <w:b w:val="0"/>
+                <w:sz w:val="17"/>
+              </w:rPr>
+              <w:t>Domain\Contract\AnalysisRepository::listByApplication(); índice idx_analysis_application_date; Presentation\Views::dashboard()</w:t>
+            </w:r>
+          </w:p>
+        </w:tc>
+        <w:tc>
+          <w:tcPr>
+            <w:tcW w:type="dxa" w:w="1000"/>
+            <w:tcMar>
+              <w:top w:w="80" w:type="dxa"/>
+              <w:start w:w="80" w:type="dxa"/>
+              <w:bottom w:w="80" w:type="dxa"/>
+              <w:end w:w="80" w:type="dxa"/>
+            </w:tcMar>
+            <w:vAlign w:val="center"/>
+          </w:tcPr>
+          <w:p>
+            <w:r/>
+            <w:r>
+              <w:rPr>
+                <w:rFonts w:ascii="Arial" w:hAnsi="Arial"/>
+                <w:b w:val="0"/>
+                <w:sz w:val="17"/>
+              </w:rPr>
+              <w:t>CA-05</w:t>
+            </w:r>
+          </w:p>
+        </w:tc>
+      </w:tr>
+      <w:tr>
+        <w:tc>
+          <w:tcPr>
+            <w:tcW w:type="dxa" w:w="800"/>
+            <w:tcMar>
+              <w:top w:w="80" w:type="dxa"/>
+              <w:start w:w="80" w:type="dxa"/>
+              <w:bottom w:w="80" w:type="dxa"/>
+              <w:end w:w="80" w:type="dxa"/>
+            </w:tcMar>
+            <w:vAlign w:val="center"/>
+            <w:shd w:fill="F2F5F4"/>
+          </w:tcPr>
+          <w:p>
+            <w:r/>
+            <w:r>
+              <w:rPr>
+                <w:rFonts w:ascii="Arial" w:hAnsi="Arial"/>
+                <w:b/>
+                <w:sz w:val="17"/>
+              </w:rPr>
+              <w:t>FR-07</w:t>
+            </w:r>
+          </w:p>
+        </w:tc>
+        <w:tc>
+          <w:tcPr>
+            <w:tcW w:type="dxa" w:w="2600"/>
+            <w:tcMar>
+              <w:top w:w="80" w:type="dxa"/>
+              <w:start w:w="80" w:type="dxa"/>
+              <w:bottom w:w="80" w:type="dxa"/>
+              <w:end w:w="80" w:type="dxa"/>
+            </w:tcMar>
+            <w:vAlign w:val="center"/>
+            <w:shd w:fill="F2F5F4"/>
+          </w:tcPr>
+          <w:p>
+            <w:r/>
+            <w:r>
+              <w:rPr>
+                <w:rFonts w:ascii="Arial" w:hAnsi="Arial"/>
+                <w:b w:val="0"/>
+                <w:sz w:val="17"/>
+              </w:rPr>
+              <w:t>Comparar duas análises como novos, persistentes e corrigidos</w:t>
+            </w:r>
+          </w:p>
+        </w:tc>
+        <w:tc>
+          <w:tcPr>
+            <w:tcW w:type="dxa" w:w="1000"/>
+            <w:tcMar>
+              <w:top w:w="80" w:type="dxa"/>
+              <w:start w:w="80" w:type="dxa"/>
+              <w:bottom w:w="80" w:type="dxa"/>
+              <w:end w:w="80" w:type="dxa"/>
+            </w:tcMar>
+            <w:vAlign w:val="center"/>
+            <w:shd w:fill="F2F5F4"/>
+          </w:tcPr>
+          <w:p>
+            <w:r/>
+            <w:r>
+              <w:rPr>
+                <w:rFonts w:ascii="Arial" w:hAnsi="Arial"/>
+                <w:b w:val="0"/>
+                <w:sz w:val="17"/>
+              </w:rPr>
+              <w:t>7</w:t>
+            </w:r>
+          </w:p>
+        </w:tc>
+        <w:tc>
+          <w:tcPr>
+            <w:tcW w:type="dxa" w:w="4800"/>
+            <w:tcMar>
+              <w:top w:w="80" w:type="dxa"/>
+              <w:start w:w="80" w:type="dxa"/>
+              <w:bottom w:w="80" w:type="dxa"/>
+              <w:end w:w="80" w:type="dxa"/>
+            </w:tcMar>
+            <w:vAlign w:val="center"/>
+            <w:shd w:fill="F2F5F4"/>
+          </w:tcPr>
+          <w:p>
+            <w:r/>
+            <w:r>
+              <w:rPr>
+                <w:rFonts w:ascii="Arial" w:hAnsi="Arial"/>
+                <w:b w:val="0"/>
+                <w:sz w:val="17"/>
+              </w:rPr>
+              <w:t>UseCase\CompareAnalyses; Domain\Service\AnalysisComparison; índice idx_finding_fingerprint</w:t>
+            </w:r>
+          </w:p>
+        </w:tc>
+        <w:tc>
+          <w:tcPr>
+            <w:tcW w:type="dxa" w:w="1000"/>
+            <w:tcMar>
+              <w:top w:w="80" w:type="dxa"/>
+              <w:start w:w="80" w:type="dxa"/>
+              <w:bottom w:w="80" w:type="dxa"/>
+              <w:end w:w="80" w:type="dxa"/>
+            </w:tcMar>
+            <w:vAlign w:val="center"/>
+            <w:shd w:fill="F2F5F4"/>
+          </w:tcPr>
+          <w:p>
+            <w:r/>
+            <w:r>
+              <w:rPr>
+                <w:rFonts w:ascii="Arial" w:hAnsi="Arial"/>
+                <w:b w:val="0"/>
+                <w:sz w:val="17"/>
+              </w:rPr>
+              <w:t>CA-04</w:t>
+            </w:r>
+          </w:p>
+        </w:tc>
+      </w:tr>
+      <w:tr>
+        <w:tc>
+          <w:tcPr>
+            <w:tcW w:type="dxa" w:w="800"/>
+            <w:tcMar>
+              <w:top w:w="80" w:type="dxa"/>
+              <w:start w:w="80" w:type="dxa"/>
+              <w:bottom w:w="80" w:type="dxa"/>
+              <w:end w:w="80" w:type="dxa"/>
+            </w:tcMar>
+            <w:vAlign w:val="center"/>
+          </w:tcPr>
+          <w:p>
+            <w:r/>
+            <w:r>
+              <w:rPr>
+                <w:rFonts w:ascii="Arial" w:hAnsi="Arial"/>
+                <w:b/>
+                <w:sz w:val="17"/>
+              </w:rPr>
+              <w:t>FR-09</w:t>
+            </w:r>
+          </w:p>
+        </w:tc>
+        <w:tc>
+          <w:tcPr>
+            <w:tcW w:type="dxa" w:w="2600"/>
+            <w:tcMar>
+              <w:top w:w="80" w:type="dxa"/>
+              <w:start w:w="80" w:type="dxa"/>
+              <w:bottom w:w="80" w:type="dxa"/>
+              <w:end w:w="80" w:type="dxa"/>
+            </w:tcMar>
+            <w:vAlign w:val="center"/>
+          </w:tcPr>
+          <w:p>
+            <w:r/>
+            <w:r>
+              <w:rPr>
+                <w:rFonts w:ascii="Arial" w:hAnsi="Arial"/>
+                <w:b w:val="0"/>
+                <w:sz w:val="17"/>
+              </w:rPr>
+              <w:t>Informar confiança separada da severidade e sinalizar revisão manual</w:t>
+            </w:r>
+          </w:p>
+        </w:tc>
+        <w:tc>
+          <w:tcPr>
+            <w:tcW w:type="dxa" w:w="1000"/>
+            <w:tcMar>
+              <w:top w:w="80" w:type="dxa"/>
+              <w:start w:w="80" w:type="dxa"/>
+              <w:bottom w:w="80" w:type="dxa"/>
+              <w:end w:w="80" w:type="dxa"/>
+            </w:tcMar>
+            <w:vAlign w:val="center"/>
+          </w:tcPr>
+          <w:p>
+            <w:r/>
+            <w:r>
+              <w:rPr>
+                <w:rFonts w:ascii="Arial" w:hAnsi="Arial"/>
+                <w:b w:val="0"/>
+                <w:sz w:val="17"/>
+              </w:rPr>
+              <w:t>4</w:t>
+            </w:r>
+          </w:p>
+        </w:tc>
+        <w:tc>
+          <w:tcPr>
+            <w:tcW w:type="dxa" w:w="4800"/>
+            <w:tcMar>
+              <w:top w:w="80" w:type="dxa"/>
+              <w:start w:w="80" w:type="dxa"/>
+              <w:bottom w:w="80" w:type="dxa"/>
+              <w:end w:w="80" w:type="dxa"/>
+            </w:tcMar>
+            <w:vAlign w:val="center"/>
+          </w:tcPr>
+          <w:p>
+            <w:r/>
+            <w:r>
+              <w:rPr>
+                <w:rFonts w:ascii="Arial" w:hAnsi="Arial"/>
+                <w:b w:val="0"/>
+                <w:sz w:val="17"/>
+              </w:rPr>
+              <w:t>scanner/engine/confidence.py; Domain\Model\Finding (confidence, status, manualReviewRequired)</w:t>
             </w:r>
           </w:p>
         </w:tc>
@@ -6357,13 +6848,13 @@
                 <w:b/>
                 <w:sz w:val="17"/>
               </w:rPr>
-              <w:t>FR-06</w:t>
+              <w:t>FR-10</w:t>
             </w:r>
           </w:p>
         </w:tc>
         <w:tc>
           <w:tcPr>
-            <w:tcW w:type="dxa" w:w="3000"/>
+            <w:tcW w:type="dxa" w:w="2600"/>
             <w:tcMar>
               <w:top w:w="80" w:type="dxa"/>
               <w:start w:w="80" w:type="dxa"/>
@@ -6381,31 +6872,7 @@
                 <w:b w:val="0"/>
                 <w:sz w:val="17"/>
               </w:rPr>
-              <w:t>Exibir o histórico de análises por aplicação</w:t>
-            </w:r>
-          </w:p>
-        </w:tc>
-        <w:tc>
-          <w:tcPr>
-            <w:tcW w:type="dxa" w:w="5400"/>
-            <w:tcMar>
-              <w:top w:w="80" w:type="dxa"/>
-              <w:start w:w="80" w:type="dxa"/>
-              <w:bottom w:w="80" w:type="dxa"/>
-              <w:end w:w="80" w:type="dxa"/>
-            </w:tcMar>
-            <w:vAlign w:val="center"/>
-            <w:shd w:fill="F2F5F4"/>
-          </w:tcPr>
-          <w:p>
-            <w:r/>
-            <w:r>
-              <w:rPr>
-                <w:rFonts w:ascii="Arial" w:hAnsi="Arial"/>
-                <w:b w:val="0"/>
-                <w:sz w:val="17"/>
-              </w:rPr>
-              <w:t>Domain\Contract\AnalysisRepository::listByApplication(); índice idx_analysis_application_date; Presentation\Views::dashboard()</w:t>
+              <w:t>Testar campos de formulário por POST, e não apenas parâmetros de query string</w:t>
             </w:r>
           </w:p>
         </w:tc>
@@ -6429,133 +6896,13 @@
                 <w:b w:val="0"/>
                 <w:sz w:val="17"/>
               </w:rPr>
-              <w:t>CA-05</w:t>
-            </w:r>
-          </w:p>
-        </w:tc>
-      </w:tr>
-      <w:tr>
-        <w:tc>
-          <w:tcPr>
-            <w:tcW w:type="dxa" w:w="800"/>
-            <w:tcMar>
-              <w:top w:w="80" w:type="dxa"/>
-              <w:start w:w="80" w:type="dxa"/>
-              <w:bottom w:w="80" w:type="dxa"/>
-              <w:end w:w="80" w:type="dxa"/>
-            </w:tcMar>
-            <w:vAlign w:val="center"/>
-          </w:tcPr>
-          <w:p>
-            <w:r/>
-            <w:r>
-              <w:rPr>
-                <w:rFonts w:ascii="Arial" w:hAnsi="Arial"/>
-                <w:b/>
-                <w:sz w:val="17"/>
-              </w:rPr>
-              <w:t>FR-07</w:t>
+              <w:t>2</w:t>
             </w:r>
           </w:p>
         </w:tc>
         <w:tc>
           <w:tcPr>
-            <w:tcW w:type="dxa" w:w="3000"/>
-            <w:tcMar>
-              <w:top w:w="80" w:type="dxa"/>
-              <w:start w:w="80" w:type="dxa"/>
-              <w:bottom w:w="80" w:type="dxa"/>
-              <w:end w:w="80" w:type="dxa"/>
-            </w:tcMar>
-            <w:vAlign w:val="center"/>
-          </w:tcPr>
-          <w:p>
-            <w:r/>
-            <w:r>
-              <w:rPr>
-                <w:rFonts w:ascii="Arial" w:hAnsi="Arial"/>
-                <w:b w:val="0"/>
-                <w:sz w:val="17"/>
-              </w:rPr>
-              <w:t>Comparar duas análises como novos, persistentes e corrigidos</w:t>
-            </w:r>
-          </w:p>
-        </w:tc>
-        <w:tc>
-          <w:tcPr>
-            <w:tcW w:type="dxa" w:w="5400"/>
-            <w:tcMar>
-              <w:top w:w="80" w:type="dxa"/>
-              <w:start w:w="80" w:type="dxa"/>
-              <w:bottom w:w="80" w:type="dxa"/>
-              <w:end w:w="80" w:type="dxa"/>
-            </w:tcMar>
-            <w:vAlign w:val="center"/>
-          </w:tcPr>
-          <w:p>
-            <w:r/>
-            <w:r>
-              <w:rPr>
-                <w:rFonts w:ascii="Arial" w:hAnsi="Arial"/>
-                <w:b w:val="0"/>
-                <w:sz w:val="17"/>
-              </w:rPr>
-              <w:t>UseCase\CompareAnalyses; Domain\Service\AnalysisComparison; índice idx_finding_fingerprint</w:t>
-            </w:r>
-          </w:p>
-        </w:tc>
-        <w:tc>
-          <w:tcPr>
-            <w:tcW w:type="dxa" w:w="1000"/>
-            <w:tcMar>
-              <w:top w:w="80" w:type="dxa"/>
-              <w:start w:w="80" w:type="dxa"/>
-              <w:bottom w:w="80" w:type="dxa"/>
-              <w:end w:w="80" w:type="dxa"/>
-            </w:tcMar>
-            <w:vAlign w:val="center"/>
-          </w:tcPr>
-          <w:p>
-            <w:r/>
-            <w:r>
-              <w:rPr>
-                <w:rFonts w:ascii="Arial" w:hAnsi="Arial"/>
-                <w:b w:val="0"/>
-                <w:sz w:val="17"/>
-              </w:rPr>
-              <w:t>CA-04</w:t>
-            </w:r>
-          </w:p>
-        </w:tc>
-      </w:tr>
-      <w:tr>
-        <w:tc>
-          <w:tcPr>
-            <w:tcW w:type="dxa" w:w="800"/>
-            <w:tcMar>
-              <w:top w:w="80" w:type="dxa"/>
-              <w:start w:w="80" w:type="dxa"/>
-              <w:bottom w:w="80" w:type="dxa"/>
-              <w:end w:w="80" w:type="dxa"/>
-            </w:tcMar>
-            <w:vAlign w:val="center"/>
-            <w:shd w:fill="F2F5F4"/>
-          </w:tcPr>
-          <w:p>
-            <w:r/>
-            <w:r>
-              <w:rPr>
-                <w:rFonts w:ascii="Arial" w:hAnsi="Arial"/>
-                <w:b/>
-                <w:sz w:val="17"/>
-              </w:rPr>
-              <w:t>FR-09</w:t>
-            </w:r>
-          </w:p>
-        </w:tc>
-        <w:tc>
-          <w:tcPr>
-            <w:tcW w:type="dxa" w:w="3000"/>
+            <w:tcW w:type="dxa" w:w="4800"/>
             <w:tcMar>
               <w:top w:w="80" w:type="dxa"/>
               <w:start w:w="80" w:type="dxa"/>
@@ -6573,31 +6920,7 @@
                 <w:b w:val="0"/>
                 <w:sz w:val="17"/>
               </w:rPr>
-              <w:t>Informar confiança separada da severidade e sinalizar revisão manual</w:t>
-            </w:r>
-          </w:p>
-        </w:tc>
-        <w:tc>
-          <w:tcPr>
-            <w:tcW w:type="dxa" w:w="5400"/>
-            <w:tcMar>
-              <w:top w:w="80" w:type="dxa"/>
-              <w:start w:w="80" w:type="dxa"/>
-              <w:bottom w:w="80" w:type="dxa"/>
-              <w:end w:w="80" w:type="dxa"/>
-            </w:tcMar>
-            <w:vAlign w:val="center"/>
-            <w:shd w:fill="F2F5F4"/>
-          </w:tcPr>
-          <w:p>
-            <w:r/>
-            <w:r>
-              <w:rPr>
-                <w:rFonts w:ascii="Arial" w:hAnsi="Arial"/>
-                <w:b w:val="0"/>
-                <w:sz w:val="17"/>
-              </w:rPr>
-              <w:t>scanner/engine/confidence.py; Domain\Model\Finding (confidence, status, manualReviewRequired)</w:t>
+              <w:t>testable_inputs e build_probe/send_probe em scanner/plugins/support.py; from_html_forms em scanner/engine/discovery.py</w:t>
             </w:r>
           </w:p>
         </w:tc>
@@ -6621,7 +6944,7 @@
                 <w:b w:val="0"/>
                 <w:sz w:val="17"/>
               </w:rPr>
-              <w:t>CA-02</w:t>
+              <w:t>CA-01</w:t>
             </w:r>
           </w:p>
         </w:tc>
@@ -6652,7 +6975,7 @@
         </w:tc>
         <w:tc>
           <w:tcPr>
-            <w:tcW w:type="dxa" w:w="3000"/>
+            <w:tcW w:type="dxa" w:w="2600"/>
             <w:tcMar>
               <w:top w:w="80" w:type="dxa"/>
               <w:start w:w="80" w:type="dxa"/>
@@ -6675,7 +6998,30 @@
         </w:tc>
         <w:tc>
           <w:tcPr>
-            <w:tcW w:type="dxa" w:w="5400"/>
+            <w:tcW w:type="dxa" w:w="1000"/>
+            <w:tcMar>
+              <w:top w:w="80" w:type="dxa"/>
+              <w:start w:w="80" w:type="dxa"/>
+              <w:bottom w:w="80" w:type="dxa"/>
+              <w:end w:w="80" w:type="dxa"/>
+            </w:tcMar>
+            <w:vAlign w:val="center"/>
+          </w:tcPr>
+          <w:p>
+            <w:r/>
+            <w:r>
+              <w:rPr>
+                <w:rFonts w:ascii="Arial" w:hAnsi="Arial"/>
+                <w:b w:val="0"/>
+                <w:sz w:val="17"/>
+              </w:rPr>
+              <w:t>9</w:t>
+            </w:r>
+          </w:p>
+        </w:tc>
+        <w:tc>
+          <w:tcPr>
+            <w:tcW w:type="dxa" w:w="4800"/>
             <w:tcMar>
               <w:top w:w="80" w:type="dxa"/>
               <w:start w:w="80" w:type="dxa"/>
@@ -6747,7 +7093,7 @@
         </w:tc>
         <w:tc>
           <w:tcPr>
-            <w:tcW w:type="dxa" w:w="3000"/>
+            <w:tcW w:type="dxa" w:w="2600"/>
             <w:tcMar>
               <w:top w:w="80" w:type="dxa"/>
               <w:start w:w="80" w:type="dxa"/>
@@ -6771,7 +7117,7 @@
         </w:tc>
         <w:tc>
           <w:tcPr>
-            <w:tcW w:type="dxa" w:w="5400"/>
+            <w:tcW w:type="dxa" w:w="1000"/>
             <w:tcMar>
               <w:top w:w="80" w:type="dxa"/>
               <w:start w:w="80" w:type="dxa"/>
@@ -6789,7 +7135,31 @@
                 <w:b w:val="0"/>
                 <w:sz w:val="17"/>
               </w:rPr>
-              <w:t>Índices de findings; Domain\Service\AnalysisComparison (mapa por fingerprint); teste de desempenho em tests/php_test.php</w:t>
+              <w:t>6, 7</w:t>
+            </w:r>
+          </w:p>
+        </w:tc>
+        <w:tc>
+          <w:tcPr>
+            <w:tcW w:type="dxa" w:w="4800"/>
+            <w:tcMar>
+              <w:top w:w="80" w:type="dxa"/>
+              <w:start w:w="80" w:type="dxa"/>
+              <w:bottom w:w="80" w:type="dxa"/>
+              <w:end w:w="80" w:type="dxa"/>
+            </w:tcMar>
+            <w:vAlign w:val="center"/>
+            <w:shd w:fill="F2F5F4"/>
+          </w:tcPr>
+          <w:p>
+            <w:r/>
+            <w:r>
+              <w:rPr>
+                <w:rFonts w:ascii="Arial" w:hAnsi="Arial"/>
+                <w:b w:val="0"/>
+                <w:sz w:val="17"/>
+              </w:rPr>
+              <w:t>Índices de findings; Domain\Service\AnalysisComparison (mapa por fingerprint); teste de desempenho de renderização em tests/php_test.php</w:t>
             </w:r>
           </w:p>
         </w:tc>
@@ -6844,7 +7214,7 @@
         </w:tc>
         <w:tc>
           <w:tcPr>
-            <w:tcW w:type="dxa" w:w="3000"/>
+            <w:tcW w:type="dxa" w:w="2600"/>
             <w:tcMar>
               <w:top w:w="80" w:type="dxa"/>
               <w:start w:w="80" w:type="dxa"/>
@@ -6867,7 +7237,30 @@
         </w:tc>
         <w:tc>
           <w:tcPr>
-            <w:tcW w:type="dxa" w:w="5400"/>
+            <w:tcW w:type="dxa" w:w="1000"/>
+            <w:tcMar>
+              <w:top w:w="80" w:type="dxa"/>
+              <w:start w:w="80" w:type="dxa"/>
+              <w:bottom w:w="80" w:type="dxa"/>
+              <w:end w:w="80" w:type="dxa"/>
+            </w:tcMar>
+            <w:vAlign w:val="center"/>
+          </w:tcPr>
+          <w:p>
+            <w:r/>
+            <w:r>
+              <w:rPr>
+                <w:rFonts w:ascii="Arial" w:hAnsi="Arial"/>
+                <w:b w:val="0"/>
+                <w:sz w:val="17"/>
+              </w:rPr>
+              <w:t>1, 2</w:t>
+            </w:r>
+          </w:p>
+        </w:tc>
+        <w:tc>
+          <w:tcPr>
+            <w:tcW w:type="dxa" w:w="4800"/>
             <w:tcMar>
               <w:top w:w="80" w:type="dxa"/>
               <w:start w:w="80" w:type="dxa"/>
@@ -6933,13 +7326,13 @@
                 <w:b/>
                 <w:sz w:val="17"/>
               </w:rPr>
-              <w:t>NFR-04</w:t>
+              <w:t>NFR-03</w:t>
             </w:r>
           </w:p>
         </w:tc>
         <w:tc>
           <w:tcPr>
-            <w:tcW w:type="dxa" w:w="3000"/>
+            <w:tcW w:type="dxa" w:w="2600"/>
             <w:tcMar>
               <w:top w:w="80" w:type="dxa"/>
               <w:start w:w="80" w:type="dxa"/>
@@ -6957,13 +7350,13 @@
                 <w:b w:val="0"/>
                 <w:sz w:val="17"/>
               </w:rPr>
-              <w:t>Alvos privados e reservados negados por padrão</w:t>
+              <w:t>Duas requisições de baseline, teto de 256 KiB por resposta, tempo limite de 10 segundos e ausência de exploração</w:t>
             </w:r>
           </w:p>
         </w:tc>
         <w:tc>
           <w:tcPr>
-            <w:tcW w:type="dxa" w:w="5400"/>
+            <w:tcW w:type="dxa" w:w="1000"/>
             <w:tcMar>
               <w:top w:w="80" w:type="dxa"/>
               <w:start w:w="80" w:type="dxa"/>
@@ -6981,7 +7374,31 @@
                 <w:b w:val="0"/>
                 <w:sz w:val="17"/>
               </w:rPr>
-              <w:t>SafetyController em scanner/engine/safety.py; ALLOW_PRIVATE_TARGETS=false em .env.example</w:t>
+              <w:t>2</w:t>
+            </w:r>
+          </w:p>
+        </w:tc>
+        <w:tc>
+          <w:tcPr>
+            <w:tcW w:type="dxa" w:w="4800"/>
+            <w:tcMar>
+              <w:top w:w="80" w:type="dxa"/>
+              <w:start w:w="80" w:type="dxa"/>
+              <w:bottom w:w="80" w:type="dxa"/>
+              <w:end w:w="80" w:type="dxa"/>
+            </w:tcMar>
+            <w:vAlign w:val="center"/>
+            <w:shd w:fill="F2F5F4"/>
+          </w:tcPr>
+          <w:p>
+            <w:r/>
+            <w:r>
+              <w:rPr>
+                <w:rFonts w:ascii="Arial" w:hAnsi="Arial"/>
+                <w:b w:val="0"/>
+                <w:sz w:val="17"/>
+              </w:rPr>
+              <w:t>ScanLimits em scanner/engine/models.py; BASELINE_REQUESTS em scanner/engine/runner.py; HttpTransport e SafetyController</w:t>
             </w:r>
           </w:p>
         </w:tc>
@@ -7030,13 +7447,13 @@
                 <w:b/>
                 <w:sz w:val="17"/>
               </w:rPr>
-              <w:t>NFR-07</w:t>
+              <w:t>NFR-04</w:t>
             </w:r>
           </w:p>
         </w:tc>
         <w:tc>
           <w:tcPr>
-            <w:tcW w:type="dxa" w:w="3000"/>
+            <w:tcW w:type="dxa" w:w="2600"/>
             <w:tcMar>
               <w:top w:w="80" w:type="dxa"/>
               <w:start w:w="80" w:type="dxa"/>
@@ -7053,13 +7470,13 @@
                 <w:b w:val="0"/>
                 <w:sz w:val="17"/>
               </w:rPr>
-              <w:t>Cabeçalhos sensíveis ocultados nos registros e nunca persistidos</w:t>
+              <w:t>Alvos privados e reservados negados por padrão</w:t>
             </w:r>
           </w:p>
         </w:tc>
         <w:tc>
           <w:tcPr>
-            <w:tcW w:type="dxa" w:w="5400"/>
+            <w:tcW w:type="dxa" w:w="1000"/>
             <w:tcMar>
               <w:top w:w="80" w:type="dxa"/>
               <w:start w:w="80" w:type="dxa"/>
@@ -7067,6 +7484,150 @@
               <w:end w:w="80" w:type="dxa"/>
             </w:tcMar>
             <w:vAlign w:val="center"/>
+          </w:tcPr>
+          <w:p>
+            <w:r/>
+            <w:r>
+              <w:rPr>
+                <w:rFonts w:ascii="Arial" w:hAnsi="Arial"/>
+                <w:b w:val="0"/>
+                <w:sz w:val="17"/>
+              </w:rPr>
+              <w:t>2</w:t>
+            </w:r>
+          </w:p>
+        </w:tc>
+        <w:tc>
+          <w:tcPr>
+            <w:tcW w:type="dxa" w:w="4800"/>
+            <w:tcMar>
+              <w:top w:w="80" w:type="dxa"/>
+              <w:start w:w="80" w:type="dxa"/>
+              <w:bottom w:w="80" w:type="dxa"/>
+              <w:end w:w="80" w:type="dxa"/>
+            </w:tcMar>
+            <w:vAlign w:val="center"/>
+          </w:tcPr>
+          <w:p>
+            <w:r/>
+            <w:r>
+              <w:rPr>
+                <w:rFonts w:ascii="Arial" w:hAnsi="Arial"/>
+                <w:b w:val="0"/>
+                <w:sz w:val="17"/>
+              </w:rPr>
+              <w:t>SafetyController em scanner/engine/safety.py; ALLOW_PRIVATE_TARGETS=false em .env.example</w:t>
+            </w:r>
+          </w:p>
+        </w:tc>
+        <w:tc>
+          <w:tcPr>
+            <w:tcW w:type="dxa" w:w="1000"/>
+            <w:tcMar>
+              <w:top w:w="80" w:type="dxa"/>
+              <w:start w:w="80" w:type="dxa"/>
+              <w:bottom w:w="80" w:type="dxa"/>
+              <w:end w:w="80" w:type="dxa"/>
+            </w:tcMar>
+            <w:vAlign w:val="center"/>
+          </w:tcPr>
+          <w:p>
+            <w:r/>
+            <w:r>
+              <w:rPr>
+                <w:rFonts w:ascii="Arial" w:hAnsi="Arial"/>
+                <w:b w:val="0"/>
+                <w:sz w:val="17"/>
+              </w:rPr>
+              <w:t>CA-01</w:t>
+            </w:r>
+          </w:p>
+        </w:tc>
+      </w:tr>
+      <w:tr>
+        <w:tc>
+          <w:tcPr>
+            <w:tcW w:type="dxa" w:w="800"/>
+            <w:tcMar>
+              <w:top w:w="80" w:type="dxa"/>
+              <w:start w:w="80" w:type="dxa"/>
+              <w:bottom w:w="80" w:type="dxa"/>
+              <w:end w:w="80" w:type="dxa"/>
+            </w:tcMar>
+            <w:vAlign w:val="center"/>
+            <w:shd w:fill="F2F5F4"/>
+          </w:tcPr>
+          <w:p>
+            <w:r/>
+            <w:r>
+              <w:rPr>
+                <w:rFonts w:ascii="Arial" w:hAnsi="Arial"/>
+                <w:b/>
+                <w:sz w:val="17"/>
+              </w:rPr>
+              <w:t>NFR-07</w:t>
+            </w:r>
+          </w:p>
+        </w:tc>
+        <w:tc>
+          <w:tcPr>
+            <w:tcW w:type="dxa" w:w="2600"/>
+            <w:tcMar>
+              <w:top w:w="80" w:type="dxa"/>
+              <w:start w:w="80" w:type="dxa"/>
+              <w:bottom w:w="80" w:type="dxa"/>
+              <w:end w:w="80" w:type="dxa"/>
+            </w:tcMar>
+            <w:vAlign w:val="center"/>
+            <w:shd w:fill="F2F5F4"/>
+          </w:tcPr>
+          <w:p>
+            <w:r/>
+            <w:r>
+              <w:rPr>
+                <w:rFonts w:ascii="Arial" w:hAnsi="Arial"/>
+                <w:b w:val="0"/>
+                <w:sz w:val="17"/>
+              </w:rPr>
+              <w:t>Cabeçalhos sensíveis ocultados nos registros e nunca persistidos</w:t>
+            </w:r>
+          </w:p>
+        </w:tc>
+        <w:tc>
+          <w:tcPr>
+            <w:tcW w:type="dxa" w:w="1000"/>
+            <w:tcMar>
+              <w:top w:w="80" w:type="dxa"/>
+              <w:start w:w="80" w:type="dxa"/>
+              <w:bottom w:w="80" w:type="dxa"/>
+              <w:end w:w="80" w:type="dxa"/>
+            </w:tcMar>
+            <w:vAlign w:val="center"/>
+            <w:shd w:fill="F2F5F4"/>
+          </w:tcPr>
+          <w:p>
+            <w:r/>
+            <w:r>
+              <w:rPr>
+                <w:rFonts w:ascii="Arial" w:hAnsi="Arial"/>
+                <w:b w:val="0"/>
+                <w:sz w:val="17"/>
+              </w:rPr>
+              <w:t>10</w:t>
+            </w:r>
+          </w:p>
+        </w:tc>
+        <w:tc>
+          <w:tcPr>
+            <w:tcW w:type="dxa" w:w="4800"/>
+            <w:tcMar>
+              <w:top w:w="80" w:type="dxa"/>
+              <w:start w:w="80" w:type="dxa"/>
+              <w:bottom w:w="80" w:type="dxa"/>
+              <w:end w:w="80" w:type="dxa"/>
+            </w:tcMar>
+            <w:vAlign w:val="center"/>
+            <w:shd w:fill="F2F5F4"/>
           </w:tcPr>
           <w:p>
             <w:r/>
@@ -7090,6 +7651,7 @@
               <w:end w:w="80" w:type="dxa"/>
             </w:tcMar>
             <w:vAlign w:val="center"/>
+            <w:shd w:fill="F2F5F4"/>
           </w:tcPr>
           <w:p>
             <w:r/>
@@ -7105,6 +7667,18 @@
         </w:tc>
       </w:tr>
     </w:tbl>
+    <w:p/>
+    <w:p>
+      <w:pPr>
+        <w:spacing w:after="160"/>
+      </w:pPr>
+      <w:r>
+        <w:rPr>
+          <w:rFonts w:ascii="Arial" w:hAnsi="Arial"/>
+        </w:rPr>
+        <w:t>Os requisitos de prioridade média — FR-04 (pontuação), FR-08 (relatório para impressão), FR-11 (credencial de sessão), FR-12 (exportação JSON e filtro por severidade), NFR-05 (reprodutibilidade da instalação), NFR-06 (idioma do conteúdo) e NFR-08 (nova verificação como plugin) — estão implementados e aparecem na matriz completa com o mesmo vínculo de escopo e critério de aceitação. Eles não constam da tabela acima porque o CA-08 se refere aos de prioridade alta.</w:t>
+      </w:r>
+    </w:p>
     <w:p/>
     <w:tbl>
       <w:tblPr>
@@ -7138,6 +7712,410 @@
                 <w:sz w:val="18"/>
               </w:rPr>
               <w:t>Limite de verificação desta entrega. Os adaptadores de persistência não puderam ser exercitados contra uma instância MariaDB em execução durante a elaboração deste documento; foram verificados por análise sintática e pela suíte que cobre domínio, casos de uso e apresentação sobre repositórios em memória. A verificação de ponta a ponta com banco segue prevista pelo plano de testes e pelo manual de instalação.</w:t>
+            </w:r>
+          </w:p>
+        </w:tc>
+      </w:tr>
+    </w:tbl>
+    <w:p/>
+    <w:p>
+      <w:pPr>
+        <w:pStyle w:val="SubHeadingTeal"/>
+      </w:pPr>
+      <w:r>
+        <w:rPr/>
+        <w:t>6.2 Verificação antes da Entrega E2</w:t>
+      </w:r>
+    </w:p>
+    <w:p>
+      <w:pPr>
+        <w:spacing w:after="160"/>
+      </w:pPr>
+      <w:r>
+        <w:rPr>
+          <w:rFonts w:ascii="Arial" w:hAnsi="Arial"/>
+        </w:rPr>
+        <w:t>O Roteiro de Execução do Projeto lista quatro condições a conferir antes da E2. Cada uma é reproduzida abaixo com a evidência que a sustenta no repositório.</w:t>
+      </w:r>
+    </w:p>
+    <w:tbl>
+      <w:tblPr>
+        <w:tblStyle w:val="TableGrid"/>
+        <w:tblW w:type="auto" w:w="0"/>
+        <w:jc w:val="center"/>
+        <w:tblLook w:firstColumn="1" w:firstRow="1" w:lastColumn="0" w:lastRow="0" w:noHBand="0" w:noVBand="1" w:val="04A0"/>
+      </w:tblPr>
+      <w:tblGrid>
+        <w:gridCol w:w="3408"/>
+        <w:gridCol w:w="3408"/>
+        <w:gridCol w:w="3408"/>
+      </w:tblGrid>
+      <w:tr>
+        <w:trPr>
+          <w:tblHeader/>
+        </w:trPr>
+        <w:tc>
+          <w:tcPr>
+            <w:tcW w:type="dxa" w:w="3200"/>
+            <w:tcMar>
+              <w:top w:w="80" w:type="dxa"/>
+              <w:start w:w="80" w:type="dxa"/>
+              <w:bottom w:w="80" w:type="dxa"/>
+              <w:end w:w="80" w:type="dxa"/>
+            </w:tcMar>
+            <w:vAlign w:val="center"/>
+            <w:shd w:fill="0AA69A"/>
+          </w:tcPr>
+          <w:p>
+            <w:r/>
+            <w:r>
+              <w:rPr>
+                <w:rFonts w:ascii="Arial" w:hAnsi="Arial"/>
+                <w:b/>
+                <w:sz w:val="17"/>
+                <w:color w:val="FFFFFF"/>
+              </w:rPr>
+              <w:t>Condição a conferir antes da E2</w:t>
+            </w:r>
+          </w:p>
+        </w:tc>
+        <w:tc>
+          <w:tcPr>
+            <w:tcW w:type="dxa" w:w="1200"/>
+            <w:tcMar>
+              <w:top w:w="80" w:type="dxa"/>
+              <w:start w:w="80" w:type="dxa"/>
+              <w:bottom w:w="80" w:type="dxa"/>
+              <w:end w:w="80" w:type="dxa"/>
+            </w:tcMar>
+            <w:vAlign w:val="center"/>
+            <w:shd w:fill="0AA69A"/>
+          </w:tcPr>
+          <w:p>
+            <w:r/>
+            <w:r>
+              <w:rPr>
+                <w:rFonts w:ascii="Arial" w:hAnsi="Arial"/>
+                <w:b/>
+                <w:sz w:val="17"/>
+                <w:color w:val="FFFFFF"/>
+              </w:rPr>
+              <w:t>Situação</w:t>
+            </w:r>
+          </w:p>
+        </w:tc>
+        <w:tc>
+          <w:tcPr>
+            <w:tcW w:type="dxa" w:w="5800"/>
+            <w:tcMar>
+              <w:top w:w="80" w:type="dxa"/>
+              <w:start w:w="80" w:type="dxa"/>
+              <w:bottom w:w="80" w:type="dxa"/>
+              <w:end w:w="80" w:type="dxa"/>
+            </w:tcMar>
+            <w:vAlign w:val="center"/>
+            <w:shd w:fill="0AA69A"/>
+          </w:tcPr>
+          <w:p>
+            <w:r/>
+            <w:r>
+              <w:rPr>
+                <w:rFonts w:ascii="Arial" w:hAnsi="Arial"/>
+                <w:b/>
+                <w:sz w:val="17"/>
+                <w:color w:val="FFFFFF"/>
+              </w:rPr>
+              <w:t>Evidência no repositório</w:t>
+            </w:r>
+          </w:p>
+        </w:tc>
+      </w:tr>
+      <w:tr>
+        <w:tc>
+          <w:tcPr>
+            <w:tcW w:type="dxa" w:w="3200"/>
+            <w:tcMar>
+              <w:top w:w="80" w:type="dxa"/>
+              <w:start w:w="80" w:type="dxa"/>
+              <w:bottom w:w="80" w:type="dxa"/>
+              <w:end w:w="80" w:type="dxa"/>
+            </w:tcMar>
+            <w:vAlign w:val="center"/>
+          </w:tcPr>
+          <w:p>
+            <w:r/>
+            <w:r>
+              <w:rPr>
+                <w:rFonts w:ascii="Arial" w:hAnsi="Arial"/>
+                <w:b/>
+                <w:sz w:val="17"/>
+              </w:rPr>
+              <w:t>As setas do diagrama de camadas apontam para o domínio, e não a partir dele.</w:t>
+            </w:r>
+          </w:p>
+        </w:tc>
+        <w:tc>
+          <w:tcPr>
+            <w:tcW w:type="dxa" w:w="1200"/>
+            <w:tcMar>
+              <w:top w:w="80" w:type="dxa"/>
+              <w:start w:w="80" w:type="dxa"/>
+              <w:bottom w:w="80" w:type="dxa"/>
+              <w:end w:w="80" w:type="dxa"/>
+            </w:tcMar>
+            <w:vAlign w:val="center"/>
+          </w:tcPr>
+          <w:p>
+            <w:r/>
+            <w:r>
+              <w:rPr>
+                <w:rFonts w:ascii="Arial" w:hAnsi="Arial"/>
+                <w:b w:val="0"/>
+                <w:sz w:val="17"/>
+              </w:rPr>
+              <w:t>Atendida</w:t>
+            </w:r>
+          </w:p>
+        </w:tc>
+        <w:tc>
+          <w:tcPr>
+            <w:tcW w:type="dxa" w:w="5800"/>
+            <w:tcMar>
+              <w:top w:w="80" w:type="dxa"/>
+              <w:start w:w="80" w:type="dxa"/>
+              <w:bottom w:w="80" w:type="dxa"/>
+              <w:end w:w="80" w:type="dxa"/>
+            </w:tcMar>
+            <w:vAlign w:val="center"/>
+          </w:tcPr>
+          <w:p>
+            <w:r/>
+            <w:r>
+              <w:rPr>
+                <w:rFonts w:ascii="Arial" w:hAnsi="Arial"/>
+                <w:b w:val="0"/>
+                <w:sz w:val="17"/>
+              </w:rPr>
+              <w:t>Seção 2 deste documento e docs/ARCHITECTURE.md. A regra é executável: tests/php_test.php falha se um arquivo de app/src/Domain/ referenciar App\Infrastructure, App\Presentation, App\UseCase ou PDO no código.</w:t>
+            </w:r>
+          </w:p>
+        </w:tc>
+      </w:tr>
+      <w:tr>
+        <w:tc>
+          <w:tcPr>
+            <w:tcW w:type="dxa" w:w="3200"/>
+            <w:tcMar>
+              <w:top w:w="80" w:type="dxa"/>
+              <w:start w:w="80" w:type="dxa"/>
+              <w:bottom w:w="80" w:type="dxa"/>
+              <w:end w:w="80" w:type="dxa"/>
+            </w:tcMar>
+            <w:vAlign w:val="center"/>
+            <w:shd w:fill="F2F5F4"/>
+          </w:tcPr>
+          <w:p>
+            <w:r/>
+            <w:r>
+              <w:rPr>
+                <w:rFonts w:ascii="Arial" w:hAnsi="Arial"/>
+                <w:b/>
+                <w:sz w:val="17"/>
+              </w:rPr>
+              <w:t>Cada coleção tem volume estimado declarado e estrutura justificada.</w:t>
+            </w:r>
+          </w:p>
+        </w:tc>
+        <w:tc>
+          <w:tcPr>
+            <w:tcW w:type="dxa" w:w="1200"/>
+            <w:tcMar>
+              <w:top w:w="80" w:type="dxa"/>
+              <w:start w:w="80" w:type="dxa"/>
+              <w:bottom w:w="80" w:type="dxa"/>
+              <w:end w:w="80" w:type="dxa"/>
+            </w:tcMar>
+            <w:vAlign w:val="center"/>
+            <w:shd w:fill="F2F5F4"/>
+          </w:tcPr>
+          <w:p>
+            <w:r/>
+            <w:r>
+              <w:rPr>
+                <w:rFonts w:ascii="Arial" w:hAnsi="Arial"/>
+                <w:b w:val="0"/>
+                <w:sz w:val="17"/>
+              </w:rPr>
+              <w:t>Atendida</w:t>
+            </w:r>
+          </w:p>
+        </w:tc>
+        <w:tc>
+          <w:tcPr>
+            <w:tcW w:type="dxa" w:w="5800"/>
+            <w:tcMar>
+              <w:top w:w="80" w:type="dxa"/>
+              <w:start w:w="80" w:type="dxa"/>
+              <w:bottom w:w="80" w:type="dxa"/>
+              <w:end w:w="80" w:type="dxa"/>
+            </w:tcMar>
+            <w:vAlign w:val="center"/>
+            <w:shd w:fill="F2F5F4"/>
+          </w:tcPr>
+          <w:p>
+            <w:r/>
+            <w:r>
+              <w:rPr>
+                <w:rFonts w:ascii="Arial" w:hAnsi="Arial"/>
+                <w:b w:val="0"/>
+                <w:sz w:val="17"/>
+              </w:rPr>
+              <w:t>Seções 4 e 5 do documento da Fase 2: volume por coleção ao final de um ano e a tabela entidade, operação, volume, estrutura e justificativa, com as quatro decisões de desempenho apoiadas em medição.</w:t>
+            </w:r>
+          </w:p>
+        </w:tc>
+      </w:tr>
+      <w:tr>
+        <w:tc>
+          <w:tcPr>
+            <w:tcW w:type="dxa" w:w="3200"/>
+            <w:tcMar>
+              <w:top w:w="80" w:type="dxa"/>
+              <w:start w:w="80" w:type="dxa"/>
+              <w:bottom w:w="80" w:type="dxa"/>
+              <w:end w:w="80" w:type="dxa"/>
+            </w:tcMar>
+            <w:vAlign w:val="center"/>
+          </w:tcPr>
+          <w:p>
+            <w:r/>
+            <w:r>
+              <w:rPr>
+                <w:rFonts w:ascii="Arial" w:hAnsi="Arial"/>
+                <w:b/>
+                <w:sz w:val="17"/>
+              </w:rPr>
+              <w:t>As interfaces de repositório estão escritas em código, na camada de domínio.</w:t>
+            </w:r>
+          </w:p>
+        </w:tc>
+        <w:tc>
+          <w:tcPr>
+            <w:tcW w:type="dxa" w:w="1200"/>
+            <w:tcMar>
+              <w:top w:w="80" w:type="dxa"/>
+              <w:start w:w="80" w:type="dxa"/>
+              <w:bottom w:w="80" w:type="dxa"/>
+              <w:end w:w="80" w:type="dxa"/>
+            </w:tcMar>
+            <w:vAlign w:val="center"/>
+          </w:tcPr>
+          <w:p>
+            <w:r/>
+            <w:r>
+              <w:rPr>
+                <w:rFonts w:ascii="Arial" w:hAnsi="Arial"/>
+                <w:b w:val="0"/>
+                <w:sz w:val="17"/>
+              </w:rPr>
+              <w:t>Atendida</w:t>
+            </w:r>
+          </w:p>
+        </w:tc>
+        <w:tc>
+          <w:tcPr>
+            <w:tcW w:type="dxa" w:w="5800"/>
+            <w:tcMar>
+              <w:top w:w="80" w:type="dxa"/>
+              <w:start w:w="80" w:type="dxa"/>
+              <w:bottom w:w="80" w:type="dxa"/>
+              <w:end w:w="80" w:type="dxa"/>
+            </w:tcMar>
+            <w:vAlign w:val="center"/>
+          </w:tcPr>
+          <w:p>
+            <w:r/>
+            <w:r>
+              <w:rPr>
+                <w:rFonts w:ascii="Arial" w:hAnsi="Arial"/>
+                <w:b w:val="0"/>
+                <w:sz w:val="17"/>
+              </w:rPr>
+              <w:t>app/src/Domain/Contract/ reúne cinco interfaces: ApplicationRepository, AnalysisRepository, FindingRepository, ScannerGateway e TransactionManager.</w:t>
+            </w:r>
+          </w:p>
+        </w:tc>
+      </w:tr>
+      <w:tr>
+        <w:tc>
+          <w:tcPr>
+            <w:tcW w:type="dxa" w:w="3200"/>
+            <w:tcMar>
+              <w:top w:w="80" w:type="dxa"/>
+              <w:start w:w="80" w:type="dxa"/>
+              <w:bottom w:w="80" w:type="dxa"/>
+              <w:end w:w="80" w:type="dxa"/>
+            </w:tcMar>
+            <w:vAlign w:val="center"/>
+            <w:shd w:fill="F2F5F4"/>
+          </w:tcPr>
+          <w:p>
+            <w:r/>
+            <w:r>
+              <w:rPr>
+                <w:rFonts w:ascii="Arial" w:hAnsi="Arial"/>
+                <w:b/>
+                <w:sz w:val="17"/>
+              </w:rPr>
+              <w:t>Existe ao menos uma classe de domínio implementada, com validação no construtor e teste passando.</w:t>
+            </w:r>
+          </w:p>
+        </w:tc>
+        <w:tc>
+          <w:tcPr>
+            <w:tcW w:type="dxa" w:w="1200"/>
+            <w:tcMar>
+              <w:top w:w="80" w:type="dxa"/>
+              <w:start w:w="80" w:type="dxa"/>
+              <w:bottom w:w="80" w:type="dxa"/>
+              <w:end w:w="80" w:type="dxa"/>
+            </w:tcMar>
+            <w:vAlign w:val="center"/>
+            <w:shd w:fill="F2F5F4"/>
+          </w:tcPr>
+          <w:p>
+            <w:r/>
+            <w:r>
+              <w:rPr>
+                <w:rFonts w:ascii="Arial" w:hAnsi="Arial"/>
+                <w:b w:val="0"/>
+                <w:sz w:val="17"/>
+              </w:rPr>
+              <w:t>Atendida</w:t>
+            </w:r>
+          </w:p>
+        </w:tc>
+        <w:tc>
+          <w:tcPr>
+            <w:tcW w:type="dxa" w:w="5800"/>
+            <w:tcMar>
+              <w:top w:w="80" w:type="dxa"/>
+              <w:start w:w="80" w:type="dxa"/>
+              <w:bottom w:w="80" w:type="dxa"/>
+              <w:end w:w="80" w:type="dxa"/>
+            </w:tcMar>
+            <w:vAlign w:val="center"/>
+            <w:shd w:fill="F2F5F4"/>
+          </w:tcPr>
+          <w:p>
+            <w:r/>
+            <w:r>
+              <w:rPr>
+                <w:rFonts w:ascii="Arial" w:hAnsi="Arial"/>
+                <w:b w:val="0"/>
+                <w:sz w:val="17"/>
+              </w:rPr>
+              <w:t>Dez tipos em app/src/Domain/Model/ validam no construtor, entre eles Application, Analysis, Finding, TargetUrl e SecurityScore. A suíte php tests/php_test.php exercita cada invariante sobre repositórios em memória.</w:t>
             </w:r>
           </w:p>
         </w:tc>
@@ -7758,6 +8736,62 @@
         </w:tc>
       </w:tr>
     </w:tbl>
+    <w:p/>
+    <w:p>
+      <w:pPr>
+        <w:pStyle w:val="HeadingTeal"/>
+      </w:pPr>
+      <w:r>
+        <w:rPr/>
+        <w:t>8. Repositório do projeto</w:t>
+      </w:r>
+    </w:p>
+    <w:p>
+      <w:pPr>
+        <w:spacing w:after="120" w:before="0"/>
+        <w:pBdr>
+          <w:bottom w:val="single" w:sz="8" w:space="1" w:color="F2C94C"/>
+        </w:pBdr>
+      </w:pPr>
+    </w:p>
+    <w:p>
+      <w:pPr>
+        <w:spacing w:after="160"/>
+      </w:pPr>
+      <w:r>
+        <w:rPr>
+          <w:rFonts w:ascii="Arial" w:hAnsi="Arial"/>
+        </w:rPr>
+        <w:t>Todo o código, os testes e a documentação técnica citados neste documento estão versionados no repositório abaixo. Cada arquivo referenciado nas seções anteriores pode ser conferido diretamente nele.</w:t>
+      </w:r>
+    </w:p>
+    <w:p>
+      <w:pPr>
+        <w:spacing w:after="0" w:before="0" w:line="240" w:lineRule="auto"/>
+        <w:jc w:val="center"/>
+      </w:pPr>
+      <w:r>
+        <w:rPr>
+          <w:b/>
+          <w:sz w:val="24"/>
+          <w:color w:val="08675F"/>
+          <w:rFonts w:ascii="Consolas" w:hAnsi="Consolas" w:cs="Consolas" w:eastAsia="Consolas"/>
+        </w:rPr>
+        <w:t>https://github.com/jdsricardo/Ciber.git</w:t>
+      </w:r>
+    </w:p>
+    <w:p/>
+    <w:p>
+      <w:pPr>
+        <w:spacing w:after="160"/>
+      </w:pPr>
+      <w:r>
+        <w:rPr>
+          <w:rFonts w:ascii="Arial" w:hAnsi="Arial"/>
+        </w:rPr>
+        <w:t>Caminhos citados com mais frequência: app/src/Domain/ (modelo, contratos, serviço e convenção de erros), app/src/UseCase/, app/src/Infrastructure/, scanner/engine/ e scanner/plugins/ (mecanismo de análise), database.sql (esquema e índices), tests/ (as duas suítes) e docs/ (arquitetura, requisitos, padrão de codificação e o relatório de medição).</w:t>
+      </w:r>
+    </w:p>
     <w:sectPr>
       <w:headerReference w:type="default" r:id="rId9"/>
       <w:footerReference w:type="default" r:id="rId10"/>
